--- a/docs/Dev_plans/planning.docx
+++ b/docs/Dev_plans/planning.docx
@@ -457,6 +457,7 @@
           <w:numId w:val="3"/>
         </w:numPr>
       </w:pPr>
+      <w:bookmarkStart w:id="0" w:name="OLE_LINK1"/>
       <w:r>
         <w:rPr>
           <w:b/>
@@ -568,6 +569,7 @@
         <w:t>/admin/inventory (stock updates)</w:t>
       </w:r>
     </w:p>
+    <w:bookmarkEnd w:id="0"/>
     <w:p>
       <w:pPr>
         <w:numPr>
@@ -2700,6 +2702,7 @@
   <w:style w:type="character" w:default="1" w:styleId="DefaultParagraphFont">
     <w:name w:val="Default Paragraph Font"/>
     <w:uiPriority w:val="1"/>
+    <w:semiHidden/>
     <w:unhideWhenUsed/>
   </w:style>
   <w:style w:type="table" w:default="1" w:styleId="TableNormal">
